--- a/Team_Member_Starter_Packets.docx
+++ b/Team_Member_Starter_Packets.docx
@@ -2,7 +2,6 @@
 <file path=word/document.xml><?xml version="1.0" encoding="utf-8"?>
 <w:document xmlns:w="http://schemas.openxmlformats.org/wordprocessingml/2006/main" xmlns:m="http://schemas.openxmlformats.org/officeDocument/2006/math" xmlns:r="http://schemas.openxmlformats.org/officeDocument/2006/relationships" xmlns:o="urn:schemas-microsoft-com:office:office" xmlns:v="urn:schemas-microsoft-com:vml" xmlns:w10="urn:schemas-microsoft-com:office:word" xmlns:a="http://schemas.openxmlformats.org/drawingml/2006/main" xmlns:pic="http://schemas.openxmlformats.org/drawingml/2006/picture" xmlns:wp="http://schemas.openxmlformats.org/drawingml/2006/wordprocessingDrawing">
   <w:body>
-    <w:bookmarkStart w:id="24" w:name="X24f8c254aab1581ff98015b0dd5610fbcb33da5"/>
     <w:p>
       <w:pPr>
         <w:pStyle w:val="Heading1"/>
@@ -23,13 +22,7 @@
         <w:t xml:space="preserve">Project:</w:t>
       </w:r>
       <w:r>
-        <w:t xml:space="preserve"> </w:t>
-      </w:r>
-      <w:r>
-        <w:t xml:space="preserve">A Comparative Study of Classical Image Processing Pipelines for Fingerprint Image Enhancement</w:t>
-      </w:r>
-      <w:r>
-        <w:t xml:space="preserve"> </w:t>
+        <w:t xml:space="preserve"> A Comparative Study of Classical Image Processing Pipelines for Fingerprint Image Enhancement </w:t>
       </w:r>
       <w:r>
         <w:rPr>
@@ -39,13 +32,7 @@
         <w:t xml:space="preserve">Source:</w:t>
       </w:r>
       <w:r>
-        <w:t xml:space="preserve"> </w:t>
-      </w:r>
-      <w:r>
-        <w:t xml:space="preserve">Extracted from</w:t>
-      </w:r>
-      <w:r>
-        <w:t xml:space="preserve"> </w:t>
+        <w:t xml:space="preserve"> Extracted from </w:t>
       </w:r>
       <w:r>
         <w:rPr>
@@ -54,10 +41,31 @@
         <w:t xml:space="preserve">Dataset_Problem_Analysis_and_Revised_Pipelines.docx</w:t>
       </w:r>
       <w:r>
-        <w:t xml:space="preserve"> </w:t>
-      </w:r>
-      <w:r>
-        <w:t xml:space="preserve">(Sections 5–6), so each member has a self-contained handout instead of needing to read the full analysis document to get started.</w:t>
+        <w:t xml:space="preserve"> (Sections 5–6), so each member has a self-contained handout instead of needing to read the full analysis document to get started.</w:t>
+      </w:r>
+    </w:p>
+    <w:p>
+      <w:pPr>
+        <w:pStyle w:val="BodyText"/>
+      </w:pPr>
+      <w:r>
+        <w:rPr>
+          <w:bCs/>
+          <w:b/>
+        </w:rPr>
+        <w:t xml:space="preserve">Updated 30 August 2026:</w:t>
+      </w:r>
+      <w:r>
+        <w:t xml:space="preserve"> every pipeline now targets the same three evidenced problems (P1 contrast, P2 noise, P6 orientation), each with a different classical technique family, so the four pipelines are directly comparable and no technique repeats across pipelines. The previous shared segmentation/normalisation module has been dropped — it targeted problems (P5, P7) that are no longer in scope, and keeping it would have meant all four pipelines calling the identical function, which the lecturer does not want. See </w:t>
+      </w:r>
+      <w:r>
+        <w:rPr>
+          <w:rStyle w:val="VerbatimChar"/>
+        </w:rPr>
+        <w:t xml:space="preserve">Dataset_Problem_Analysis_and_Revised_Pipelines.docx</w:t>
+      </w:r>
+      <w:r>
+        <w:t xml:space="preserve">, Sections 5–6, for the full reasoning.</w:t>
       </w:r>
     </w:p>
     <w:p>
@@ -72,13 +80,7 @@
         <w:t xml:space="preserve">Two things every member should know regardless of pipeline:</w:t>
       </w:r>
       <w:r>
-        <w:t xml:space="preserve"> </w:t>
-      </w:r>
-      <w:r>
-        <w:t xml:space="preserve">-</w:t>
-      </w:r>
-      <w:r>
-        <w:t xml:space="preserve"> </w:t>
+        <w:t xml:space="preserve"> - </w:t>
       </w:r>
       <w:r>
         <w:rPr>
@@ -88,19 +90,7 @@
         <w:t xml:space="preserve">Dataset:</w:t>
       </w:r>
       <w:r>
-        <w:t xml:space="preserve"> </w:t>
-      </w:r>
-      <w:r>
-        <w:t xml:space="preserve">FVC2002 DB1_B–DB4_B, 320 images total (Maio, Maltoni, Cappelli, Wildes, &amp; Jain, 2002).</w:t>
-      </w:r>
-      <w:r>
-        <w:t xml:space="preserve"> </w:t>
-      </w:r>
-      <w:r>
-        <w:t xml:space="preserve">-</w:t>
-      </w:r>
-      <w:r>
-        <w:t xml:space="preserve"> </w:t>
+        <w:t xml:space="preserve"> FVC2002 DB1_B–DB4_B, 320 images total (Maio, Maltoni, Cappelli, Wildes, &amp; Jain, 2002). - </w:t>
       </w:r>
       <w:r>
         <w:rPr>
@@ -110,13 +100,7 @@
         <w:t xml:space="preserve">External benchmark:</w:t>
       </w:r>
       <w:r>
-        <w:t xml:space="preserve"> </w:t>
-      </w:r>
-      <w:r>
-        <w:t xml:space="preserve">Gavas, E., &amp; Namboodiri, A. (2023). Finger-UNet: A U-Net based multi-task architecture for deep fingerprint enhancement.</w:t>
-      </w:r>
-      <w:r>
-        <w:t xml:space="preserve"> </w:t>
+        <w:t xml:space="preserve"> Gavas, E., &amp; Namboodiri, A. (2023). Finger-UNet: A U-Net based multi-task architecture for deep fingerprint enhancement. </w:t>
       </w:r>
       <w:r>
         <w:rPr>
@@ -126,53 +110,35 @@
         <w:t xml:space="preserve">Proceedings of the 18th International Joint Conference on Computer Vision, Imaging and Computer Graphics Theory and Applications</w:t>
       </w:r>
       <w:r>
-        <w:t xml:space="preserve">. https://arxiv.org/pdf/2310.00629 — reported average NFIQ2 = 56.26 on FVC2002. This project does not reproduce Finger-UNet; it is comparison context only.</w:t>
+        <w:t xml:space="preserve">. https://arxiv.org/pdf/2310.00629 — reported average NFIQ2 = 56.26 on FVC2002. This project does not reproduce Finger-UNet; it is comparison context only. - </w:t>
+      </w:r>
+      <w:r>
+        <w:rPr>
+          <w:bCs/>
+          <w:b/>
+        </w:rPr>
+        <w:t xml:space="preserve">Shared code:</w:t>
       </w:r>
       <w:r>
         <w:t xml:space="preserve"> </w:t>
       </w:r>
       <w:r>
-        <w:t xml:space="preserve">-</w:t>
-      </w:r>
-      <w:r>
-        <w:t xml:space="preserve"> </w:t>
-      </w:r>
-      <w:r>
-        <w:rPr>
-          <w:bCs/>
-          <w:b/>
-        </w:rPr>
-        <w:t xml:space="preserve">Shared code:</w:t>
-      </w:r>
-      <w:r>
-        <w:t xml:space="preserve"> </w:t>
-      </w:r>
-      <w:r>
-        <w:t xml:space="preserve">the segmentation (block-variance + Otsu) and block-wise normalisation functions already exist in</w:t>
-      </w:r>
-      <w:r>
-        <w:t xml:space="preserve"> </w:t>
-      </w:r>
-      <w:r>
         <w:rPr>
           <w:rStyle w:val="VerbatimChar"/>
         </w:rPr>
-        <w:t xml:space="preserve">src/preprocessing/analyze_dataset.py</w:t>
-      </w:r>
-      <w:r>
-        <w:t xml:space="preserve"> </w:t>
-      </w:r>
-      <w:r>
-        <w:t xml:space="preserve">— reuse them, do not rewrite them.</w:t>
-      </w:r>
-      <w:r>
-        <w:t xml:space="preserve"> </w:t>
-      </w:r>
-      <w:r>
-        <w:t xml:space="preserve">-</w:t>
-      </w:r>
-      <w:r>
-        <w:t xml:space="preserve"> </w:t>
+        <w:t xml:space="preserve">src/utils/common.py</w:t>
+      </w:r>
+      <w:r>
+        <w:t xml:space="preserve"> has a shared </w:t>
+      </w:r>
+      <w:r>
+        <w:rPr>
+          <w:rStyle w:val="VerbatimChar"/>
+        </w:rPr>
+        <w:t xml:space="preserve">orientation_field()</w:t>
+      </w:r>
+      <w:r>
+        <w:t xml:space="preserve"> structure-tensor helper (used internally by Pipelines A, B, and C to steer their orientation-based step) and the NFIQ2 scoring helper. Segmentation and block-wise normalisation are no longer part of any pipeline's required steps — see the update note above. - </w:t>
       </w:r>
       <w:r>
         <w:rPr>
@@ -182,13 +148,7 @@
         <w:t xml:space="preserve">Evaluation metric:</w:t>
       </w:r>
       <w:r>
-        <w:t xml:space="preserve"> </w:t>
-      </w:r>
-      <w:r>
-        <w:t xml:space="preserve">every pipeline’s output is scored with NFIQ2 the same way (see</w:t>
-      </w:r>
-      <w:r>
-        <w:t xml:space="preserve"> </w:t>
+        <w:t xml:space="preserve"> every pipeline's output is scored with NFIQ2 the same way (see </w:t>
       </w:r>
       <w:r>
         <w:rPr>
@@ -197,10 +157,7 @@
         <w:t xml:space="preserve">src/evaluation/nfiq2_summary.py</w:t>
       </w:r>
       <w:r>
-        <w:t xml:space="preserve"> </w:t>
-      </w:r>
-      <w:r>
-        <w:t xml:space="preserve">for the raw-baseline procedure).</w:t>
+        <w:t xml:space="preserve"> for the raw-baseline procedure).</w:t>
       </w:r>
     </w:p>
     <w:p>
@@ -210,13 +167,12 @@
         </w:pict>
       </w:r>
     </w:p>
-    <w:bookmarkStart w:id="20" w:name="X30f97f4c45c95d8468fccce1d9c692e7e33cfc8"/>
     <w:p>
       <w:pPr>
         <w:pStyle w:val="Heading2"/>
       </w:pPr>
       <w:r>
-        <w:t xml:space="preserve">Member A — Pipeline A: Contrast and Orientation Enhancement (CLAHE + Gabor)</w:t>
+        <w:t xml:space="preserve">Member A — Pipeline A: Spatial-Domain Contrast, Noise, and Orientation Enhancement (CLAHE + Median/Bilateral + Gabor)</w:t>
       </w:r>
     </w:p>
     <w:p>
@@ -231,154 +187,87 @@
         <w:t xml:space="preserve">Targets:</w:t>
       </w:r>
       <w:r>
+        <w:t xml:space="preserve"> P1 — low contrast (DB3); P2 — high random noise (DB3); P6 — weak ridge orientation (DB4, DB3).</w:t>
+      </w:r>
+    </w:p>
+    <w:p>
+      <w:pPr>
+        <w:pStyle w:val="BodyText"/>
+      </w:pPr>
+      <w:r>
+        <w:rPr>
+          <w:bCs/>
+          <w:b/>
+        </w:rPr>
+        <w:t xml:space="preserve">Step sequence:</w:t>
+      </w:r>
+      <w:r>
+        <w:t xml:space="preserve"> 1. </w:t>
+      </w:r>
+      <w:r>
+        <w:rPr>
+          <w:bCs/>
+          <w:b/>
+        </w:rPr>
+        <w:t xml:space="preserve">CLAHE</w:t>
+      </w:r>
+      <w:r>
+        <w:t xml:space="preserve"> — targets DB3's systematically low contrast; implemented as a starting point in the starter file — tune it and be ready to explain your parameter choices. 2. </w:t>
+      </w:r>
+      <w:r>
+        <w:rPr>
+          <w:bCs/>
+          <w:b/>
+        </w:rPr>
+        <w:t xml:space="preserve">Median / bilateral filtering</w:t>
+      </w:r>
+      <w:r>
+        <w:t xml:space="preserve"> — targets DB3's high random noise; TODO, your own technique. 3. Ridge orientation field estimation (structure tensor) — supporting calculation, needed for step 4. 4. </w:t>
+      </w:r>
+      <w:r>
+        <w:rPr>
+          <w:bCs/>
+          <w:b/>
+        </w:rPr>
+        <w:t xml:space="preserve">Oriented Gabor filtering</w:t>
+      </w:r>
+      <w:r>
+        <w:t xml:space="preserve"> — targets DB4's and DB3's weak orientation coherence; TODO, your own technique.</w:t>
+      </w:r>
+    </w:p>
+    <w:p>
+      <w:pPr>
+        <w:pStyle w:val="BodyText"/>
+      </w:pPr>
+      <w:r>
+        <w:rPr>
+          <w:bCs/>
+          <w:b/>
+        </w:rPr>
+        <w:t xml:space="preserve">Citations:</w:t>
+      </w:r>
+      <w:r>
         <w:t xml:space="preserve"> </w:t>
       </w:r>
       <w:r>
-        <w:t xml:space="preserve">P1 — low contrast (DB3); P3 — uneven illumination (DB3, DB2); P6 — weak ridge orientation (DB4, DB3); P7 — within-subset heterogeneity (DB1).</w:t>
-      </w:r>
-    </w:p>
-    <w:p>
-      <w:pPr>
-        <w:pStyle w:val="BodyText"/>
-      </w:pPr>
-      <w:r>
-        <w:rPr>
-          <w:bCs/>
-          <w:b/>
-        </w:rPr>
-        <w:t xml:space="preserve">Step sequence:</w:t>
+        <w:t xml:space="preserve">No citation is pre-supplied for this pipeline's techniques (other than what's noted above, if anything) — find and verify your own for each technique you implement. Do not reuse a citation you see referenced elsewhere in this document without checking it actually applies to your own implementation.</w:t>
+      </w:r>
+    </w:p>
+    <w:p>
+      <w:pPr>
+        <w:pStyle w:val="BodyText"/>
+      </w:pPr>
+      <w:r>
+        <w:rPr>
+          <w:bCs/>
+          <w:b/>
+        </w:rPr>
+        <w:t xml:space="preserve">Starter code file:</w:t>
       </w:r>
       <w:r>
         <w:t xml:space="preserve"> </w:t>
       </w:r>
       <w:r>
-        <w:t xml:space="preserve">1. Segmentation (block-variance + Otsu) — shared module.</w:t>
-      </w:r>
-      <w:r>
-        <w:t xml:space="preserve"> </w:t>
-      </w:r>
-      <w:r>
-        <w:t xml:space="preserve">2. Block-wise normalisation — shared module.</w:t>
-      </w:r>
-      <w:r>
-        <w:t xml:space="preserve"> </w:t>
-      </w:r>
-      <w:r>
-        <w:t xml:space="preserve">3.</w:t>
-      </w:r>
-      <w:r>
-        <w:t xml:space="preserve"> </w:t>
-      </w:r>
-      <w:r>
-        <w:rPr>
-          <w:bCs/>
-          <w:b/>
-        </w:rPr>
-        <w:t xml:space="preserve">CLAHE</w:t>
-      </w:r>
-      <w:r>
-        <w:t xml:space="preserve"> </w:t>
-      </w:r>
-      <w:r>
-        <w:t xml:space="preserve">— targets DB3’s systematically low contrast and DB3/DB2’s uneven illumination.</w:t>
-      </w:r>
-      <w:r>
-        <w:t xml:space="preserve"> </w:t>
-      </w:r>
-      <w:r>
-        <w:t xml:space="preserve">4. Ridge orientation field estimation (structure tensor) — needed for step 5.</w:t>
-      </w:r>
-      <w:r>
-        <w:t xml:space="preserve"> </w:t>
-      </w:r>
-      <w:r>
-        <w:t xml:space="preserve">5.</w:t>
-      </w:r>
-      <w:r>
-        <w:t xml:space="preserve"> </w:t>
-      </w:r>
-      <w:r>
-        <w:rPr>
-          <w:bCs/>
-          <w:b/>
-        </w:rPr>
-        <w:t xml:space="preserve">Oriented Gabor filtering</w:t>
-      </w:r>
-      <w:r>
-        <w:t xml:space="preserve"> </w:t>
-      </w:r>
-      <w:r>
-        <w:t xml:space="preserve">— targets DB4’s and DB3’s weak orientation coherence.</w:t>
-      </w:r>
-    </w:p>
-    <w:p>
-      <w:pPr>
-        <w:pStyle w:val="BodyText"/>
-      </w:pPr>
-      <w:r>
-        <w:rPr>
-          <w:bCs/>
-          <w:b/>
-        </w:rPr>
-        <w:t xml:space="preserve">Citations to use in your literature review:</w:t>
-      </w:r>
-      <w:r>
-        <w:t xml:space="preserve"> </w:t>
-      </w:r>
-      <w:r>
-        <w:t xml:space="preserve">- Zuiderveld, K. (1994). Contrast limited adaptive histogram equalization. In P. S. Heckbert (Ed.),</w:t>
-      </w:r>
-      <w:r>
-        <w:t xml:space="preserve"> </w:t>
-      </w:r>
-      <w:r>
-        <w:rPr>
-          <w:iCs/>
-          <w:i/>
-        </w:rPr>
-        <w:t xml:space="preserve">Graphics gems IV</w:t>
-      </w:r>
-      <w:r>
-        <w:t xml:space="preserve"> </w:t>
-      </w:r>
-      <w:r>
-        <w:t xml:space="preserve">(pp. 474–485). Academic Press. — for CLAHE.</w:t>
-      </w:r>
-      <w:r>
-        <w:t xml:space="preserve"> </w:t>
-      </w:r>
-      <w:r>
-        <w:t xml:space="preserve">- Hong, L., Wan, Y., &amp; Jain, A. (1998). Fingerprint image enhancement: Algorithm and performance evaluation.</w:t>
-      </w:r>
-      <w:r>
-        <w:t xml:space="preserve"> </w:t>
-      </w:r>
-      <w:r>
-        <w:rPr>
-          <w:iCs/>
-          <w:i/>
-        </w:rPr>
-        <w:t xml:space="preserve">IEEE Transactions on Pattern Analysis and Machine Intelligence, 20</w:t>
-      </w:r>
-      <w:r>
-        <w:t xml:space="preserve">(8), 777–789. — for the orientation field / oriented Gabor filtering approach, and for the segmentation and normalisation steps you reuse.</w:t>
-      </w:r>
-    </w:p>
-    <w:p>
-      <w:pPr>
-        <w:pStyle w:val="BodyText"/>
-      </w:pPr>
-      <w:r>
-        <w:rPr>
-          <w:bCs/>
-          <w:b/>
-        </w:rPr>
-        <w:t xml:space="preserve">Starter code file:</w:t>
-      </w:r>
-      <w:r>
-        <w:t xml:space="preserve"> </w:t>
-      </w:r>
-      <w:r>
         <w:rPr>
           <w:rStyle w:val="VerbatimChar"/>
         </w:rPr>
@@ -397,28 +286,7 @@
         <w:t xml:space="preserve">Be ready to explain (on-the-spot coding rubric):</w:t>
       </w:r>
       <w:r>
-        <w:t xml:space="preserve"> </w:t>
-      </w:r>
-      <w:r>
-        <w:t xml:space="preserve">why CLAHE runs before Gabor filtering, not after; what</w:t>
-      </w:r>
-      <w:r>
-        <w:t xml:space="preserve"> </w:t>
-      </w:r>
-      <w:r>
-        <w:t xml:space="preserve">“</w:t>
-      </w:r>
-      <w:r>
-        <w:t xml:space="preserve">oriented</w:t>
-      </w:r>
-      <w:r>
-        <w:t xml:space="preserve">”</w:t>
-      </w:r>
-      <w:r>
-        <w:t xml:space="preserve"> </w:t>
-      </w:r>
-      <w:r>
-        <w:t xml:space="preserve">means in oriented Gabor filtering; why orientation must be estimated before the Gabor step can run; what can go wrong (CLAHE can amplify noise in already-noisy regions; Gabor output degrades if the estimated orientation is wrong).</w:t>
+        <w:t xml:space="preserve"> why CLAHE runs before the other two steps; the trade-off between median and bilateral filtering for this dataset (and whether denoising should run before or after CLAHE); what “oriented” means in oriented Gabor filtering; why orientation must be estimated before the Gabor step can run; what can go wrong (CLAHE can amplify noise that hasn't been removed yet; Gabor output degrades if the estimated orientation is wrong).</w:t>
       </w:r>
     </w:p>
     <w:p>
@@ -428,14 +296,12 @@
         </w:pict>
       </w:r>
     </w:p>
-    <w:bookmarkEnd w:id="20"/>
-    <w:bookmarkStart w:id="21" w:name="Xd13ff7cac34f16f5ada80ac4c7408a635ff5fcf"/>
     <w:p>
       <w:pPr>
         <w:pStyle w:val="Heading2"/>
       </w:pPr>
       <w:r>
-        <w:t xml:space="preserve">Member B — Pipeline B: Noise Suppression and Ridge Continuity (Wavelet + Adaptive Thresholding + Morphology)</w:t>
+        <w:t xml:space="preserve">Member B — Pipeline B: Wavelet-Domain Contrast, Denoising, and Orientation-Steered Morphology (Wavelet Contrast Enhancement + Wavelet Shrinkage Denoising + Morphology)</w:t>
       </w:r>
     </w:p>
     <w:p>
@@ -450,233 +316,121 @@
         <w:t xml:space="preserve">Targets:</w:t>
       </w:r>
       <w:r>
+        <w:t xml:space="preserve"> P1 — low contrast (DB3); P2 — high random noise (DB3); P6 — weak ridge orientation (DB4, DB3).</w:t>
+      </w:r>
+    </w:p>
+    <w:p>
+      <w:pPr>
+        <w:pStyle w:val="BodyText"/>
+      </w:pPr>
+      <w:r>
+        <w:rPr>
+          <w:bCs/>
+          <w:b/>
+        </w:rPr>
+        <w:t xml:space="preserve">Step sequence:</w:t>
+      </w:r>
+      <w:r>
+        <w:t xml:space="preserve"> 1. </w:t>
+      </w:r>
+      <w:r>
+        <w:rPr>
+          <w:bCs/>
+          <w:b/>
+        </w:rPr>
+        <w:t xml:space="preserve">Wavelet decomposition + detail-coefficient contrast enhancement</w:t>
+      </w:r>
+      <w:r>
+        <w:t xml:space="preserve"> — targets DB3's systematically low contrast; TODO. 2. </w:t>
+      </w:r>
+      <w:r>
+        <w:rPr>
+          <w:bCs/>
+          <w:b/>
+        </w:rPr>
+        <w:t xml:space="preserve">Wavelet decomposition + soft-threshold shrinkage denoising</w:t>
+      </w:r>
+      <w:r>
+        <w:t xml:space="preserve"> — targets DB3's noise level (roughly 3–4× every other subset); TODO. 3. Ridge orientation field estimation (structure tensor) — supporting calculation, needed for step 4. 4. </w:t>
+      </w:r>
+      <w:r>
+        <w:rPr>
+          <w:bCs/>
+          <w:b/>
+        </w:rPr>
+        <w:t xml:space="preserve">Orientation-steered morphological processing</w:t>
+      </w:r>
+      <w:r>
+        <w:t xml:space="preserve"> (directional structuring elements guided by the orientation field) — targets DB4's and DB3's weak orientation coherence; TODO.</w:t>
+      </w:r>
+    </w:p>
+    <w:p>
+      <w:pPr>
+        <w:pStyle w:val="BodyText"/>
+      </w:pPr>
+      <w:r>
+        <w:rPr>
+          <w:bCs/>
+          <w:b/>
+        </w:rPr>
+        <w:t xml:space="preserve">Critical caution:</w:t>
+      </w:r>
+      <w:r>
         <w:t xml:space="preserve"> </w:t>
       </w:r>
       <w:r>
-        <w:t xml:space="preserve">P2 — high random noise (DB3); ridge gaps/continuity. (P2b, the DB3 vertical banding, is intentionally</w:t>
+        <w:rPr>
+          <w:rStyle w:val="VerbatimChar"/>
+        </w:rPr>
+        <w:t xml:space="preserve">enhance()</w:t>
+      </w:r>
+      <w:r>
+        <w:t xml:space="preserve"> should return the </w:t>
+      </w:r>
+      <w:r>
+        <w:rPr>
+          <w:bCs/>
+          <w:b/>
+        </w:rPr>
+        <w:t xml:space="preserve">greyscale</w:t>
+      </w:r>
+      <w:r>
+        <w:t xml:space="preserve"> output, not a binarised one. Adaptive thresholding / binarisation is no longer part of this pipeline's plan (it was dropped along with the old shared segmentation/normalisation steps, and P2b vertical banding remains a qualitative-only finding — do not try to “fix” it here). NFIQ2 expects greyscale input.</w:t>
+      </w:r>
+    </w:p>
+    <w:p>
+      <w:pPr>
+        <w:pStyle w:val="BodyText"/>
+      </w:pPr>
+      <w:r>
+        <w:rPr>
+          <w:bCs/>
+          <w:b/>
+        </w:rPr>
+        <w:t xml:space="preserve">Citations:</w:t>
       </w:r>
       <w:r>
         <w:t xml:space="preserve"> </w:t>
       </w:r>
       <w:r>
-        <w:rPr>
-          <w:iCs/>
-          <w:i/>
-        </w:rPr>
-        <w:t xml:space="preserve">not</w:t>
+        <w:t xml:space="preserve">No citation is pre-supplied for this pipeline's techniques (other than what's noted above, if anything) — find and verify your own for each technique you implement. Do not reuse a citation you see referenced elsewhere in this document without checking it actually applies to your own implementation.</w:t>
+      </w:r>
+    </w:p>
+    <w:p>
+      <w:pPr>
+        <w:pStyle w:val="BodyText"/>
+      </w:pPr>
+      <w:r>
+        <w:rPr>
+          <w:bCs/>
+          <w:b/>
+        </w:rPr>
+        <w:t xml:space="preserve">Starter code file:</w:t>
       </w:r>
       <w:r>
         <w:t xml:space="preserve"> </w:t>
       </w:r>
       <w:r>
-        <w:t xml:space="preserve">a target for this pipeline — it is documented as a qualitative-only finding; see the main analysis document, Section 5.)</w:t>
-      </w:r>
-    </w:p>
-    <w:p>
-      <w:pPr>
-        <w:pStyle w:val="BodyText"/>
-      </w:pPr>
-      <w:r>
-        <w:rPr>
-          <w:bCs/>
-          <w:b/>
-        </w:rPr>
-        <w:t xml:space="preserve">Step sequence:</w:t>
-      </w:r>
-      <w:r>
-        <w:t xml:space="preserve"> </w:t>
-      </w:r>
-      <w:r>
-        <w:t xml:space="preserve">1. Segmentation — shared module.</w:t>
-      </w:r>
-      <w:r>
-        <w:t xml:space="preserve"> </w:t>
-      </w:r>
-      <w:r>
-        <w:t xml:space="preserve">2.</w:t>
-      </w:r>
-      <w:r>
-        <w:t xml:space="preserve"> </w:t>
-      </w:r>
-      <w:r>
-        <w:rPr>
-          <w:bCs/>
-          <w:b/>
-        </w:rPr>
-        <w:t xml:space="preserve">Wavelet decomposition + soft-threshold denoising</w:t>
-      </w:r>
-      <w:r>
-        <w:t xml:space="preserve"> </w:t>
-      </w:r>
-      <w:r>
-        <w:t xml:space="preserve">— directly targets DB3’s noise level (roughly 3–4× every other subset).</w:t>
-      </w:r>
-      <w:r>
-        <w:t xml:space="preserve"> </w:t>
-      </w:r>
-      <w:r>
-        <w:t xml:space="preserve">3.</w:t>
-      </w:r>
-      <w:r>
-        <w:t xml:space="preserve"> </w:t>
-      </w:r>
-      <w:r>
-        <w:rPr>
-          <w:bCs/>
-          <w:b/>
-        </w:rPr>
-        <w:t xml:space="preserve">Local adaptive thresholding</w:t>
-      </w:r>
-      <w:r>
-        <w:t xml:space="preserve"> </w:t>
-      </w:r>
-      <w:r>
-        <w:t xml:space="preserve">— produces a locally adapted ridge/valley map, robust to DB3’s residual illumination unevenness.</w:t>
-      </w:r>
-      <w:r>
-        <w:t xml:space="preserve"> </w:t>
-      </w:r>
-      <w:r>
-        <w:t xml:space="preserve">4.</w:t>
-      </w:r>
-      <w:r>
-        <w:t xml:space="preserve"> </w:t>
-      </w:r>
-      <w:r>
-        <w:rPr>
-          <w:bCs/>
-          <w:b/>
-        </w:rPr>
-        <w:t xml:space="preserve">Morphological processing</w:t>
-      </w:r>
-      <w:r>
-        <w:t xml:space="preserve"> </w:t>
-      </w:r>
-      <w:r>
-        <w:t xml:space="preserve">(thinning, small-gap bridging, spur removal) — repairs ridge discontinuities revealed after denoising.</w:t>
-      </w:r>
-    </w:p>
-    <w:p>
-      <w:pPr>
-        <w:pStyle w:val="BodyText"/>
-      </w:pPr>
-      <w:r>
-        <w:rPr>
-          <w:bCs/>
-          <w:b/>
-        </w:rPr>
-        <w:t xml:space="preserve">Critical caution:</w:t>
-      </w:r>
-      <w:r>
-        <w:t xml:space="preserve"> </w:t>
-      </w:r>
-      <w:r>
-        <w:t xml:space="preserve">the</w:t>
-      </w:r>
-      <w:r>
-        <w:t xml:space="preserve"> </w:t>
-      </w:r>
-      <w:r>
-        <w:rPr>
-          <w:bCs/>
-          <w:b/>
-        </w:rPr>
-        <w:t xml:space="preserve">greyscale</w:t>
-      </w:r>
-      <w:r>
-        <w:t xml:space="preserve"> </w:t>
-      </w:r>
-      <w:r>
-        <w:t xml:space="preserve">output after step 2 — not the binarised output of steps 3–4 — is what gets passed to NFIQ2. The binary/morphological output is a structural aid (e.g., to guide gap-filling on the greyscale image), reported separately. Do not feed a heavily binarised image into NFIQ2.</w:t>
-      </w:r>
-    </w:p>
-    <w:p>
-      <w:pPr>
-        <w:pStyle w:val="BodyText"/>
-      </w:pPr>
-      <w:r>
-        <w:rPr>
-          <w:bCs/>
-          <w:b/>
-        </w:rPr>
-        <w:t xml:space="preserve">Citations to use in your literature review:</w:t>
-      </w:r>
-      <w:r>
-        <w:t xml:space="preserve"> </w:t>
-      </w:r>
-      <w:r>
-        <w:t xml:space="preserve">- Donoho, D. L., &amp; Johnstone, I. M. (1994). Ideal spatial adaptation by wavelet shrinkage.</w:t>
-      </w:r>
-      <w:r>
-        <w:t xml:space="preserve"> </w:t>
-      </w:r>
-      <w:r>
-        <w:rPr>
-          <w:iCs/>
-          <w:i/>
-        </w:rPr>
-        <w:t xml:space="preserve">Biometrika, 81</w:t>
-      </w:r>
-      <w:r>
-        <w:t xml:space="preserve">(3), 425–455. — for wavelet denoising.</w:t>
-      </w:r>
-      <w:r>
-        <w:t xml:space="preserve"> </w:t>
-      </w:r>
-      <w:r>
-        <w:t xml:space="preserve">- Sauvola, J., &amp; Pietikäinen, M. (2000). Adaptive document image binarization.</w:t>
-      </w:r>
-      <w:r>
-        <w:t xml:space="preserve"> </w:t>
-      </w:r>
-      <w:r>
-        <w:rPr>
-          <w:iCs/>
-          <w:i/>
-        </w:rPr>
-        <w:t xml:space="preserve">Pattern Recognition, 33</w:t>
-      </w:r>
-      <w:r>
-        <w:t xml:space="preserve">(2), 225–236. — for adaptive thresholding.</w:t>
-      </w:r>
-      <w:r>
-        <w:t xml:space="preserve"> </w:t>
-      </w:r>
-      <w:r>
-        <w:t xml:space="preserve">- Gonzalez, R. C., &amp; Woods, R. E. (2018).</w:t>
-      </w:r>
-      <w:r>
-        <w:t xml:space="preserve"> </w:t>
-      </w:r>
-      <w:r>
-        <w:rPr>
-          <w:iCs/>
-          <w:i/>
-        </w:rPr>
-        <w:t xml:space="preserve">Digital image processing</w:t>
-      </w:r>
-      <w:r>
-        <w:t xml:space="preserve"> </w:t>
-      </w:r>
-      <w:r>
-        <w:t xml:space="preserve">(4th ed.). Pearson. — for the morphological operations.</w:t>
-      </w:r>
-    </w:p>
-    <w:p>
-      <w:pPr>
-        <w:pStyle w:val="BodyText"/>
-      </w:pPr>
-      <w:r>
-        <w:rPr>
-          <w:bCs/>
-          <w:b/>
-        </w:rPr>
-        <w:t xml:space="preserve">Starter code file:</w:t>
-      </w:r>
-      <w:r>
-        <w:t xml:space="preserve"> </w:t>
-      </w:r>
-      <w:r>
         <w:rPr>
           <w:rStyle w:val="VerbatimChar"/>
         </w:rPr>
@@ -695,10 +449,7 @@
         <w:t xml:space="preserve">Be ready to explain:</w:t>
       </w:r>
       <w:r>
-        <w:t xml:space="preserve"> </w:t>
-      </w:r>
-      <w:r>
-        <w:t xml:space="preserve">why denoising happens before thresholding; the difference between the greyscale and binary outputs and why only the greyscale one goes to NFIQ2; what can go wrong (denoising can wash out fine ridge detail; excessive morphology can distort genuine ridge patterns).</w:t>
+        <w:t xml:space="preserve"> why contrast enhancement and denoising are both done in the wavelet domain rather than the spatial domain; why the order you choose (contrast enhancement then denoising, or the reverse) changes what gets amplified; how directional structuring elements differ from a single fixed-orientation one; what can go wrong (boosting detail coefficients too aggressively before denoising amplifies noise; excessive morphology can distort genuine ridge patterns).</w:t>
       </w:r>
     </w:p>
     <w:p>
@@ -708,14 +459,12 @@
         </w:pict>
       </w:r>
     </w:p>
-    <w:bookmarkEnd w:id="21"/>
-    <w:bookmarkStart w:id="22" w:name="Xc494f1e44435d2f21c33ab69f5c314168caa960"/>
     <w:p>
       <w:pPr>
         <w:pStyle w:val="Heading2"/>
       </w:pPr>
       <w:r>
-        <w:t xml:space="preserve">Member C — Pipeline C: Coherence-Preserving Denoising (Coherence Diffusion + 2D Log-Gabor)</w:t>
+        <w:t xml:space="preserve">Member C — Pipeline C: Coherence-Preserving, Multi-Filter Enhancement (Homomorphic Filtering + Coherence Diffusion + 2D Log-Gabor) — done</w:t>
       </w:r>
     </w:p>
     <w:p>
@@ -730,10 +479,7 @@
         <w:t xml:space="preserve">Targets:</w:t>
       </w:r>
       <w:r>
-        <w:t xml:space="preserve"> </w:t>
-      </w:r>
-      <w:r>
-        <w:t xml:space="preserve">P2 — high random noise (DB3); P6 — weak ridge orientation (DB4, DB3); P4 — blur (secondary/cross-check).</w:t>
+        <w:t xml:space="preserve"> P1 — low contrast (DB3); P2 — high random noise (DB3); P6 — weak ridge orientation (DB4, DB3).</w:t>
       </w:r>
     </w:p>
     <w:p>
@@ -748,25 +494,17 @@
         <w:t xml:space="preserve">Step sequence:</w:t>
       </w:r>
       <w:r>
-        <w:t xml:space="preserve"> </w:t>
-      </w:r>
-      <w:r>
-        <w:t xml:space="preserve">1. Segmentation — shared module.</w:t>
-      </w:r>
-      <w:r>
-        <w:t xml:space="preserve"> </w:t>
-      </w:r>
-      <w:r>
-        <w:t xml:space="preserve">2. Ridge orientation field estimation (structure tensor) — required to steer step 3.</w:t>
-      </w:r>
-      <w:r>
-        <w:t xml:space="preserve"> </w:t>
-      </w:r>
-      <w:r>
-        <w:t xml:space="preserve">3.</w:t>
-      </w:r>
-      <w:r>
-        <w:t xml:space="preserve"> </w:t>
+        <w:t xml:space="preserve"> 1. </w:t>
+      </w:r>
+      <w:r>
+        <w:rPr>
+          <w:bCs/>
+          <w:b/>
+        </w:rPr>
+        <w:t xml:space="preserve">Homomorphic filtering</w:t>
+      </w:r>
+      <w:r>
+        <w:t xml:space="preserve"> — targets DB3's systematically low contrast. 2. Ridge orientation field estimation (structure tensor) — supporting calculation, needed for steps 3 and 4. 3. </w:t>
       </w:r>
       <w:r>
         <w:rPr>
@@ -776,153 +514,102 @@
         <w:t xml:space="preserve">Coherence-enhancing anisotropic diffusion</w:t>
       </w:r>
       <w:r>
-        <w:t xml:space="preserve">, applied along the estimated ridge direction — reduces DB3’s noise while explicitly preserving orientation coherence.</w:t>
-      </w:r>
-      <w:r>
-        <w:t xml:space="preserve"> </w:t>
-      </w:r>
-      <w:r>
-        <w:t xml:space="preserve">4. Local ridge-frequency estimation — required for step 5.</w:t>
-      </w:r>
-      <w:r>
-        <w:t xml:space="preserve"> </w:t>
-      </w:r>
-      <w:r>
-        <w:t xml:space="preserve">5.</w:t>
-      </w:r>
-      <w:r>
-        <w:t xml:space="preserve"> </w:t>
-      </w:r>
-      <w:r>
-        <w:rPr>
-          <w:bCs/>
-          <w:b/>
-        </w:rPr>
-        <w:t xml:space="preserve">2D Log-Gabor filtering</w:t>
-      </w:r>
-      <w:r>
-        <w:t xml:space="preserve"> </w:t>
-      </w:r>
-      <w:r>
-        <w:t xml:space="preserve">— further strengthens ridge/valley definition and orientation consistency.</w:t>
-      </w:r>
-    </w:p>
-    <w:p>
-      <w:pPr>
-        <w:pStyle w:val="BodyText"/>
-      </w:pPr>
-      <w:r>
-        <w:rPr>
-          <w:bCs/>
-          <w:b/>
-        </w:rPr>
-        <w:t xml:space="preserve">Citations to use in your literature review:</w:t>
-      </w:r>
-      <w:r>
-        <w:t xml:space="preserve"> </w:t>
-      </w:r>
-      <w:r>
-        <w:t xml:space="preserve">- Perona, P., &amp; Malik, J. (1990). Scale-space and edge detection using anisotropic diffusion.</w:t>
-      </w:r>
-      <w:r>
-        <w:t xml:space="preserve"> </w:t>
+        <w:t xml:space="preserve">, applied along the estimated ridge direction — targets DB3's noise while explicitly preserving orientation coherence. 4. </w:t>
+      </w:r>
+      <w:r>
+        <w:rPr>
+          <w:bCs/>
+          <w:b/>
+        </w:rPr>
+        <w:t xml:space="preserve">Local ridge-frequency estimation + 2D Log-Gabor filtering</w:t>
+      </w:r>
+      <w:r>
+        <w:t xml:space="preserve"> — further strengthens ridge/valley definition and orientation consistency.</w:t>
+      </w:r>
+    </w:p>
+    <w:p>
+      <w:pPr>
+        <w:pStyle w:val="BodyText"/>
+      </w:pPr>
+      <w:r>
+        <w:rPr>
+          <w:bCs/>
+          <w:b/>
+        </w:rPr>
+        <w:t xml:space="preserve">Status:</w:t>
+      </w:r>
+      <w:r>
+        <w:t xml:space="preserve"> this pipeline is fully implemented and tested across all four subsets — see </w:t>
+      </w:r>
+      <w:r>
+        <w:rPr>
+          <w:rStyle w:val="VerbatimChar"/>
+        </w:rPr>
+        <w:t xml:space="preserve">src/pipeline_c/pipeline_c.py</w:t>
+      </w:r>
+      <w:r>
+        <w:t xml:space="preserve"> for a worked example of what a finished </w:t>
+      </w:r>
+      <w:r>
+        <w:rPr>
+          <w:rStyle w:val="VerbatimChar"/>
+        </w:rPr>
+        <w:t xml:space="preserve">enhance()</w:t>
+      </w:r>
+      <w:r>
+        <w:t xml:space="preserve"> looks like. Note the homomorphic filter's output is rescaled using the 1st/99th percentile rather than the true min/max — a handful of outlier pixels (e.g. DB1's bright platen corners) otherwise dominate the stretch and crush the ridge/valley structure into a narrow dark band.</w:t>
+      </w:r>
+    </w:p>
+    <w:p>
+      <w:pPr>
+        <w:pStyle w:val="BodyText"/>
+      </w:pPr>
+      <w:r>
+        <w:rPr>
+          <w:bCs/>
+          <w:b/>
+        </w:rPr>
+        <w:t xml:space="preserve">Citations:</w:t>
+      </w:r>
+      <w:r>
+        <w:t xml:space="preserve"> Shams, H., Jan, T., Khalil, A. A., Ahmad, N., Munir, A., &amp; Khalil, R. A. (2023). Fingerprint image enhancement using multiple filters. </w:t>
       </w:r>
       <w:r>
         <w:rPr>
           <w:iCs/>
           <w:i/>
         </w:rPr>
-        <w:t xml:space="preserve">IEEE Transactions on Pattern Analysis and Machine Intelligence, 12</w:t>
-      </w:r>
-      <w:r>
-        <w:t xml:space="preserve">(7), 629–639. — for anisotropic/coherence diffusion.</w:t>
+        <w:t xml:space="preserve">PeerJ Computer Science, 9</w:t>
+      </w:r>
+      <w:r>
+        <w:t xml:space="preserve">, e1183. — this is the group's own </w:t>
+      </w:r>
+      <w:r>
+        <w:rPr>
+          <w:bCs/>
+          <w:b/>
+        </w:rPr>
+        <w:t xml:space="preserve">Literature Review 2</w:t>
+      </w:r>
+      <w:r>
+        <w:t xml:space="preserve"> and the direct methodological inspiration for the Log-Gabor step; it should anchor this pipeline's literature review section. No other citation is pre-supplied for this pipeline — find and verify your own for homomorphic filtering and coherence-enhancing anisotropic diffusion if you want to cite them further.</w:t>
+      </w:r>
+    </w:p>
+    <w:p>
+      <w:pPr>
+        <w:pStyle w:val="BodyText"/>
+      </w:pPr>
+      <w:r>
+        <w:rPr>
+          <w:bCs/>
+          <w:b/>
+        </w:rPr>
+        <w:t xml:space="preserve">Starter code file:</w:t>
       </w:r>
       <w:r>
         <w:t xml:space="preserve"> </w:t>
       </w:r>
       <w:r>
-        <w:t xml:space="preserve">- Field, D. J. (1987). Relations between the statistics of natural images and the response properties of cortical cells.</w:t>
-      </w:r>
-      <w:r>
-        <w:t xml:space="preserve"> </w:t>
-      </w:r>
-      <w:r>
-        <w:rPr>
-          <w:iCs/>
-          <w:i/>
-        </w:rPr>
-        <w:t xml:space="preserve">Journal of the Optical Society of America A, 4</w:t>
-      </w:r>
-      <w:r>
-        <w:t xml:space="preserve">(12), 2379–2394. — for Log-Gabor filtering.</w:t>
-      </w:r>
-      <w:r>
-        <w:t xml:space="preserve"> </w:t>
-      </w:r>
-      <w:r>
-        <w:t xml:space="preserve">- Shams, H., Jan, T., Khalil, A. A., Ahmad, N., Munir, A., &amp; Khalil, R. A. (2023). Fingerprint image enhancement using multiple filters.</w:t>
-      </w:r>
-      <w:r>
-        <w:t xml:space="preserve"> </w:t>
-      </w:r>
-      <w:r>
-        <w:rPr>
-          <w:iCs/>
-          <w:i/>
-        </w:rPr>
-        <w:t xml:space="preserve">PeerJ Computer Science, 9</w:t>
-      </w:r>
-      <w:r>
-        <w:t xml:space="preserve">, e1183. — this is the group’s own</w:t>
-      </w:r>
-      <w:r>
-        <w:t xml:space="preserve"> </w:t>
-      </w:r>
-      <w:r>
-        <w:rPr>
-          <w:bCs/>
-          <w:b/>
-        </w:rPr>
-        <w:t xml:space="preserve">Literature Review 2</w:t>
-      </w:r>
-      <w:r>
-        <w:t xml:space="preserve">; it is the direct methodological inspiration for this pipeline, so it should anchor your literature review section.</w:t>
-      </w:r>
-      <w:r>
-        <w:t xml:space="preserve"> </w:t>
-      </w:r>
-      <w:r>
-        <w:t xml:space="preserve">- Hong, L., Wan, Y., &amp; Jain, A. (1998). Fingerprint image enhancement: Algorithm and performance evaluation.</w:t>
-      </w:r>
-      <w:r>
-        <w:t xml:space="preserve"> </w:t>
-      </w:r>
-      <w:r>
-        <w:rPr>
-          <w:iCs/>
-          <w:i/>
-        </w:rPr>
-        <w:t xml:space="preserve">IEEE Transactions on Pattern Analysis and Machine Intelligence, 20</w:t>
-      </w:r>
-      <w:r>
-        <w:t xml:space="preserve">(8), 777–789. — for the orientation field estimation step.</w:t>
-      </w:r>
-    </w:p>
-    <w:p>
-      <w:pPr>
-        <w:pStyle w:val="BodyText"/>
-      </w:pPr>
-      <w:r>
-        <w:rPr>
-          <w:bCs/>
-          <w:b/>
-        </w:rPr>
-        <w:t xml:space="preserve">Starter code file:</w:t>
-      </w:r>
-      <w:r>
-        <w:t xml:space="preserve"> </w:t>
-      </w:r>
-      <w:r>
         <w:rPr>
           <w:rStyle w:val="VerbatimChar"/>
         </w:rPr>
@@ -941,28 +628,7 @@
         <w:t xml:space="preserve">Be ready to explain:</w:t>
       </w:r>
       <w:r>
-        <w:t xml:space="preserve"> </w:t>
-      </w:r>
-      <w:r>
-        <w:t xml:space="preserve">how coherence diffusion differs from ordinary blurring/smoothing (it follows the ridge direction instead of smoothing in every direction equally); why orientation must be estimated before diffusion; what</w:t>
-      </w:r>
-      <w:r>
-        <w:t xml:space="preserve"> </w:t>
-      </w:r>
-      <w:r>
-        <w:t xml:space="preserve">“</w:t>
-      </w:r>
-      <w:r>
-        <w:t xml:space="preserve">coherence</w:t>
-      </w:r>
-      <w:r>
-        <w:t xml:space="preserve">”</w:t>
-      </w:r>
-      <w:r>
-        <w:t xml:space="preserve"> </w:t>
-      </w:r>
-      <w:r>
-        <w:t xml:space="preserve">means in this context and how it is measured; what can go wrong (computationally heavier, sensitive to parameter choice).</w:t>
+        <w:t xml:space="preserve"> why homomorphic filtering separates illumination from reflectance in the log domain rather than operating on raw pixel values directly; how coherence diffusion differs from ordinary blurring/smoothing (it follows the ridge direction instead of smoothing in every direction equally); why orientation must be estimated before diffusion; what “coherence” means in this context and how it is measured; what can go wrong (computationally heavier, sensitive to parameter choice; rescaling the homomorphic filter's output with the true min/max instead of a robust percentile can crush an entire image into a narrow dark band on outlier-heavy subsets like DB1).</w:t>
       </w:r>
     </w:p>
     <w:p>
@@ -972,14 +638,12 @@
         </w:pict>
       </w:r>
     </w:p>
-    <w:bookmarkEnd w:id="22"/>
-    <w:bookmarkStart w:id="23" w:name="X907e91664ec5190a1bc102a49af6583bc54c74d"/>
     <w:p>
       <w:pPr>
         <w:pStyle w:val="Heading2"/>
       </w:pPr>
       <w:r>
-        <w:t xml:space="preserve">Member D — Pipeline D: Frequency-Domain Enhancement (STFT)</w:t>
+        <w:t xml:space="preserve">Member D — Pipeline D: Frequency-Domain Contrast, Denoising, and Orientation-Frequency Enhancement (FFT High-Frequency Emphasis + Wiener/Notch Filtering + STFT)</w:t>
       </w:r>
     </w:p>
     <w:p>
@@ -994,167 +658,102 @@
         <w:t xml:space="preserve">Targets:</w:t>
       </w:r>
       <w:r>
+        <w:t xml:space="preserve"> P1 — low contrast (DB3); P2 — high random noise (DB3); P6 — weak ridge orientation (DB4, DB3).</w:t>
+      </w:r>
+    </w:p>
+    <w:p>
+      <w:pPr>
+        <w:pStyle w:val="BodyText"/>
+      </w:pPr>
+      <w:r>
+        <w:rPr>
+          <w:bCs/>
+          <w:b/>
+        </w:rPr>
+        <w:t xml:space="preserve">Step sequence:</w:t>
+      </w:r>
+      <w:r>
+        <w:t xml:space="preserve"> 1. </w:t>
+      </w:r>
+      <w:r>
+        <w:rPr>
+          <w:bCs/>
+          <w:b/>
+        </w:rPr>
+        <w:t xml:space="preserve">FFT high-frequency emphasis filtering</w:t>
+      </w:r>
+      <w:r>
+        <w:t xml:space="preserve"> — targets DB3's systematically low contrast; TODO. 2. </w:t>
+      </w:r>
+      <w:r>
+        <w:rPr>
+          <w:bCs/>
+          <w:b/>
+        </w:rPr>
+        <w:t xml:space="preserve">Frequency-domain Wiener / notch filtering</w:t>
+      </w:r>
+      <w:r>
+        <w:t xml:space="preserve"> — targets DB3's noise level, and potentially the vertical-banding structure noted in P2b (qualitative-only finding — see the analysis document, Section 3); TODO. 3. </w:t>
+      </w:r>
+      <w:r>
+        <w:rPr>
+          <w:bCs/>
+          <w:b/>
+        </w:rPr>
+        <w:t xml:space="preserve">STFT-based joint orientation-frequency ridge reconstruction</w:t>
+      </w:r>
+      <w:r>
+        <w:t xml:space="preserve"> — jointly estimates local orientation, ridge frequency, and energy to target DB4's and DB3's weak orientation coherence; TODO, the core technique for this pipeline.</w:t>
+      </w:r>
+    </w:p>
+    <w:p>
+      <w:pPr>
+        <w:pStyle w:val="BodyText"/>
+      </w:pPr>
+      <w:r>
+        <w:rPr>
+          <w:bCs/>
+          <w:b/>
+        </w:rPr>
+        <w:t xml:space="preserve">Note:</w:t>
+      </w:r>
+      <w:r>
+        <w:t xml:space="preserve"> the earlier “light morphological clean-up” step has been dropped — it was never one of the three shared problems, and exactly three primary techniques per pipeline is sufficient.</w:t>
+      </w:r>
+    </w:p>
+    <w:p>
+      <w:pPr>
+        <w:pStyle w:val="BodyText"/>
+      </w:pPr>
+      <w:r>
+        <w:rPr>
+          <w:bCs/>
+          <w:b/>
+        </w:rPr>
+        <w:t xml:space="preserve">Citations:</w:t>
+      </w:r>
+      <w:r>
         <w:t xml:space="preserve"> </w:t>
       </w:r>
       <w:r>
-        <w:t xml:space="preserve">P4 — blurred/soft ridges (DB2); P6 — weak ridge orientation (DB4); local ridge-frequency variation.</w:t>
-      </w:r>
-    </w:p>
-    <w:p>
-      <w:pPr>
-        <w:pStyle w:val="BodyText"/>
-      </w:pPr>
-      <w:r>
-        <w:rPr>
-          <w:bCs/>
-          <w:b/>
-        </w:rPr>
-        <w:t xml:space="preserve">Step sequence:</w:t>
+        <w:t xml:space="preserve">No citation is pre-supplied for this pipeline's techniques (other than what's noted above, if anything) — find and verify your own for each technique you implement. Do not reuse a citation you see referenced elsewhere in this document without checking it actually applies to your own implementation.</w:t>
+      </w:r>
+    </w:p>
+    <w:p>
+      <w:pPr>
+        <w:pStyle w:val="BodyText"/>
+      </w:pPr>
+      <w:r>
+        <w:rPr>
+          <w:bCs/>
+          <w:b/>
+        </w:rPr>
+        <w:t xml:space="preserve">Starter code file:</w:t>
       </w:r>
       <w:r>
         <w:t xml:space="preserve"> </w:t>
       </w:r>
       <w:r>
-        <w:t xml:space="preserve">1. Segmentation — shared module.</w:t>
-      </w:r>
-      <w:r>
-        <w:t xml:space="preserve"> </w:t>
-      </w:r>
-      <w:r>
-        <w:t xml:space="preserve">2. Block-wise normalisation — shared module; a consistent intensity range improves the reliability of frequency estimation in step 3.</w:t>
-      </w:r>
-      <w:r>
-        <w:t xml:space="preserve"> </w:t>
-      </w:r>
-      <w:r>
-        <w:t xml:space="preserve">3.</w:t>
-      </w:r>
-      <w:r>
-        <w:t xml:space="preserve"> </w:t>
-      </w:r>
-      <w:r>
-        <w:rPr>
-          <w:bCs/>
-          <w:b/>
-        </w:rPr>
-        <w:t xml:space="preserve">STFT-based ridge enhancement</w:t>
-      </w:r>
-      <w:r>
-        <w:t xml:space="preserve"> </w:t>
-      </w:r>
-      <w:r>
-        <w:t xml:space="preserve">— jointly estimates local orientation, ridge frequency, and energy, and reconstructs the ridge pattern. This is the technique most directly targeted at DB2’s systematic blur (mean sharpness less than a third of DB1’s).</w:t>
-      </w:r>
-      <w:r>
-        <w:t xml:space="preserve"> </w:t>
-      </w:r>
-      <w:r>
-        <w:t xml:space="preserve">4.</w:t>
-      </w:r>
-      <w:r>
-        <w:t xml:space="preserve"> </w:t>
-      </w:r>
-      <w:r>
-        <w:rPr>
-          <w:bCs/>
-          <w:b/>
-        </w:rPr>
-        <w:t xml:space="preserve">Morphological clean-up</w:t>
-      </w:r>
-      <w:r>
-        <w:t xml:space="preserve"> </w:t>
-      </w:r>
-      <w:r>
-        <w:t xml:space="preserve">(light opening/closing) — removes small artefacts introduced by frequency-domain reconstruction.</w:t>
-      </w:r>
-    </w:p>
-    <w:p>
-      <w:pPr>
-        <w:pStyle w:val="BodyText"/>
-      </w:pPr>
-      <w:r>
-        <w:rPr>
-          <w:bCs/>
-          <w:b/>
-        </w:rPr>
-        <w:t xml:space="preserve">Citations to use in your literature review:</w:t>
-      </w:r>
-      <w:r>
-        <w:t xml:space="preserve"> </w:t>
-      </w:r>
-      <w:r>
-        <w:t xml:space="preserve">- Chikkerur, S., Cartwright, A. N., &amp; Govindaraju, V. (2007). Fingerprint enhancement using STFT analysis.</w:t>
-      </w:r>
-      <w:r>
-        <w:t xml:space="preserve"> </w:t>
-      </w:r>
-      <w:r>
-        <w:rPr>
-          <w:iCs/>
-          <w:i/>
-        </w:rPr>
-        <w:t xml:space="preserve">Pattern Recognition, 40</w:t>
-      </w:r>
-      <w:r>
-        <w:t xml:space="preserve">(1), 198–211. — the core technique for this pipeline.</w:t>
-      </w:r>
-      <w:r>
-        <w:t xml:space="preserve"> </w:t>
-      </w:r>
-      <w:r>
-        <w:t xml:space="preserve">- Gonzalez, R. C., &amp; Woods, R. E. (2018).</w:t>
-      </w:r>
-      <w:r>
-        <w:t xml:space="preserve"> </w:t>
-      </w:r>
-      <w:r>
-        <w:rPr>
-          <w:iCs/>
-          <w:i/>
-        </w:rPr>
-        <w:t xml:space="preserve">Digital image processing</w:t>
-      </w:r>
-      <w:r>
-        <w:t xml:space="preserve"> </w:t>
-      </w:r>
-      <w:r>
-        <w:t xml:space="preserve">(4th ed.). Pearson. — for the morphological clean-up step.</w:t>
-      </w:r>
-      <w:r>
-        <w:t xml:space="preserve"> </w:t>
-      </w:r>
-      <w:r>
-        <w:t xml:space="preserve">- Hong, L., Wan, Y., &amp; Jain, A. (1998). Fingerprint image enhancement: Algorithm and performance evaluation.</w:t>
-      </w:r>
-      <w:r>
-        <w:t xml:space="preserve"> </w:t>
-      </w:r>
-      <w:r>
-        <w:rPr>
-          <w:iCs/>
-          <w:i/>
-        </w:rPr>
-        <w:t xml:space="preserve">IEEE Transactions on Pattern Analysis and Machine Intelligence, 20</w:t>
-      </w:r>
-      <w:r>
-        <w:t xml:space="preserve">(8), 777–789. — for the shared segmentation/normalisation steps.</w:t>
-      </w:r>
-    </w:p>
-    <w:p>
-      <w:pPr>
-        <w:pStyle w:val="BodyText"/>
-      </w:pPr>
-      <w:r>
-        <w:rPr>
-          <w:bCs/>
-          <w:b/>
-        </w:rPr>
-        <w:t xml:space="preserve">Starter code file:</w:t>
-      </w:r>
-      <w:r>
-        <w:t xml:space="preserve"> </w:t>
-      </w:r>
-      <w:r>
         <w:rPr>
           <w:rStyle w:val="VerbatimChar"/>
         </w:rPr>
@@ -1173,14 +772,9 @@
         <w:t xml:space="preserve">Be ready to explain:</w:t>
       </w:r>
       <w:r>
-        <w:t xml:space="preserve"> </w:t>
-      </w:r>
-      <w:r>
-        <w:t xml:space="preserve">what STFT is doing that a single global Fourier transform could not (local, not global, frequency analysis); why normalisation happens before frequency estimation; what can go wrong (frequency estimation becomes unreliable in severely degraded regions, introducing artefacts instead of enhancement).</w:t>
-      </w:r>
-    </w:p>
-    <w:bookmarkEnd w:id="23"/>
-    <w:bookmarkEnd w:id="24"/>
+        <w:t xml:space="preserve"> what STFT is doing that a single global Fourier transform could not (local, not global, frequency analysis); how FFT high-frequency emphasis filtering differs from homomorphic filtering (no log-domain separation of illumination vs. reflectance); how you would try to distinguish genuine random noise from the structured vertical-banding artefact when designing the Wiener/notch step; what can go wrong (frequency estimation becomes unreliable in severely degraded regions, introducing artefacts instead of enhancement).</w:t>
+      </w:r>
+    </w:p>
     <w:sectPr/>
   </w:body>
 </w:document>

--- a/Team_Member_Starter_Packets.docx
+++ b/Team_Member_Starter_Packets.docx
@@ -53,10 +53,29 @@
           <w:bCs/>
           <w:b/>
         </w:rPr>
-        <w:t xml:space="preserve">Updated 30 August 2026:</w:t>
-      </w:r>
-      <w:r>
-        <w:t xml:space="preserve"> every pipeline now targets the same three evidenced problems (P1 contrast, P2 noise, P6 orientation), each with a different classical technique family, so the four pipelines are directly comparable and no technique repeats across pipelines. The previous shared segmentation/normalisation module has been dropped — it targeted problems (P5, P7) that are no longer in scope, and keeping it would have meant all four pipelines calling the identical function, which the lecturer does not want. See </w:t>
+        <w:t xml:space="preserve">Updated 30 August 2026 (revised twice more since):</w:t>
+      </w:r>
+      <w:r>
+        <w:t xml:space="preserve"> every pipeline targets the same three evidenced problems (P1 contrast, P2 noise, P6 orientation), each with a different classical technique family, so the four pipelines are directly comparable and no technique repeats across pipelines. The shared segmentation/normalisation module was dropped, then brought back the same day as a shared </w:t>
+      </w:r>
+      <w:r>
+        <w:rPr>
+          <w:bCs/>
+          <w:b/>
+        </w:rPr>
+        <w:t xml:space="preserve">Step 0 preprocessing</w:t>
+      </w:r>
+      <w:r>
+        <w:t xml:space="preserve"> stage used by all four pipelines (not a fourth counted technique) — every </w:t>
+      </w:r>
+      <w:r>
+        <w:rPr>
+          <w:rStyle w:val="VerbatimChar"/>
+        </w:rPr>
+        <w:t xml:space="preserve">enhance()</w:t>
+      </w:r>
+      <w:r>
+        <w:t xml:space="preserve"> now starts with normalisation + segmentation before its own three techniques. This was extended to all four pipelines specifically so no pipeline starts from differently-conditioned input than the others (the group's own “Fair Experimental Conditions” principle — Handover Notes). See </w:t>
       </w:r>
       <w:r>
         <w:rPr>
@@ -65,7 +84,49 @@
         <w:t xml:space="preserve">Dataset_Problem_Analysis_and_Revised_Pipelines.docx</w:t>
       </w:r>
       <w:r>
-        <w:t xml:space="preserve">, Sections 5–6, for the full reasoning.</w:t>
+        <w:t xml:space="preserve">, Sections 5–6, for the full reasoning, including why an earlier attempt to also change how Pipeline C's Log-Gabor step used this preprocessing had to be reverted (Member C section below).</w:t>
+      </w:r>
+    </w:p>
+    <w:p>
+      <w:pPr>
+        <w:pStyle w:val="BodyText"/>
+      </w:pPr>
+      <w:r>
+        <w:rPr>
+          <w:bCs/>
+          <w:b/>
+        </w:rPr>
+        <w:t xml:space="preserve">If you already pulled this repo and started your own pipeline_X.py before this update, pull again</w:t>
+      </w:r>
+      <w:r>
+        <w:t xml:space="preserve"> — </w:t>
+      </w:r>
+      <w:r>
+        <w:rPr>
+          <w:rStyle w:val="VerbatimChar"/>
+        </w:rPr>
+        <w:t xml:space="preserve">common.py</w:t>
+      </w:r>
+      <w:r>
+        <w:t xml:space="preserve"> and every </w:t>
+      </w:r>
+      <w:r>
+        <w:rPr>
+          <w:rStyle w:val="VerbatimChar"/>
+        </w:rPr>
+        <w:t xml:space="preserve">pipeline_X.py</w:t>
+      </w:r>
+      <w:r>
+        <w:t xml:space="preserve">'s </w:t>
+      </w:r>
+      <w:r>
+        <w:rPr>
+          <w:rStyle w:val="VerbatimChar"/>
+        </w:rPr>
+        <w:t xml:space="preserve">enhance()</w:t>
+      </w:r>
+      <w:r>
+        <w:t xml:space="preserve"> changed.</w:t>
       </w:r>
     </w:p>
     <w:p>
@@ -129,7 +190,25 @@
         <w:t xml:space="preserve">src/utils/common.py</w:t>
       </w:r>
       <w:r>
-        <w:t xml:space="preserve"> has a shared </w:t>
+        <w:t xml:space="preserve"> has shared </w:t>
+      </w:r>
+      <w:r>
+        <w:rPr>
+          <w:rStyle w:val="VerbatimChar"/>
+        </w:rPr>
+        <w:t xml:space="preserve">normalize_image()</w:t>
+      </w:r>
+      <w:r>
+        <w:t xml:space="preserve"> + </w:t>
+      </w:r>
+      <w:r>
+        <w:rPr>
+          <w:rStyle w:val="VerbatimChar"/>
+        </w:rPr>
+        <w:t xml:space="preserve">segment()</w:t>
+      </w:r>
+      <w:r>
+        <w:t xml:space="preserve"> preprocessing (Step 0, called by every pipeline — see the update note above), an </w:t>
       </w:r>
       <w:r>
         <w:rPr>
@@ -138,7 +217,44 @@
         <w:t xml:space="preserve">orientation_field()</w:t>
       </w:r>
       <w:r>
-        <w:t xml:space="preserve"> structure-tensor helper (used internally by Pipelines A, B, and C to steer their orientation-based step) and the NFIQ2 scoring helper. Segmentation and block-wise normalisation are no longer part of any pipeline's required steps — see the update note above. - </w:t>
+        <w:t xml:space="preserve"> structure-tensor helper (used internally by Pipelines A, B, and C to steer their orientation-based step), and the NFIQ2 scoring helper. Note </w:t>
+      </w:r>
+      <w:r>
+        <w:rPr>
+          <w:rStyle w:val="VerbatimChar"/>
+        </w:rPr>
+        <w:t xml:space="preserve">normalize_image()</w:t>
+      </w:r>
+      <w:r>
+        <w:t xml:space="preserve">'s target standard deviation is 40, not the textbook default of 10 — the lower value was found to crush contrast enough to hurt Pipeline A's CLAHE step; if your own technique is sensitive to input contrast, test this explicitly rather than assuming it's neutral. </w:t>
+      </w:r>
+      <w:r>
+        <w:rPr>
+          <w:bCs/>
+          <w:b/>
+        </w:rPr>
+        <w:t xml:space="preserve">Updated since:</w:t>
+      </w:r>
+      <w:r>
+        <w:t xml:space="preserve"> </w:t>
+      </w:r>
+      <w:r>
+        <w:rPr>
+          <w:rStyle w:val="VerbatimChar"/>
+        </w:rPr>
+        <w:t xml:space="preserve">normalize_image()</w:t>
+      </w:r>
+      <w:r>
+        <w:t xml:space="preserve"> now passes an image through completely unchanged (no mean shift, no variance rescale) if its raw variance already meets or exceeds the target — it used to force every image toward the target regardless, which was found (via full-batch testing on Pipeline C) to actually reduce contrast on already-good images and, in an intermediate buggy version, to clip a meaningful fraction of pixels to pure black on some high-mean images. If you tested your own step against the old always-rescale behaviour, re-check it — an image that used to get compressed by Step 0 may now reach your step at its original, higher contrast instead. </w:t>
+      </w:r>
+      <w:r>
+        <w:rPr>
+          <w:rStyle w:val="VerbatimChar"/>
+        </w:rPr>
+        <w:t xml:space="preserve">segment()</w:t>
+      </w:r>
+      <w:r>
+        <w:t xml:space="preserve">'s foreground mask is available to your own steps if useful, but using it is optional; its hole-filling now uses a convex-hull fix rather than a small morphological closing, for large segmentation holes the closing couldn't handle. - </w:t>
       </w:r>
       <w:r>
         <w:rPr>
@@ -202,7 +318,16 @@
         <w:t xml:space="preserve">Step sequence:</w:t>
       </w:r>
       <w:r>
-        <w:t xml:space="preserve"> 1. </w:t>
+        <w:t xml:space="preserve"> 0. Normalisation + segmentation — shared preprocessing (implemented, see </w:t>
+      </w:r>
+      <w:r>
+        <w:rPr>
+          <w:rStyle w:val="VerbatimChar"/>
+        </w:rPr>
+        <w:t xml:space="preserve">common.py</w:t>
+      </w:r>
+      <w:r>
+        <w:t xml:space="preserve">); not one of your three counted techniques. 1. </w:t>
       </w:r>
       <w:r>
         <w:rPr>
@@ -212,7 +337,7 @@
         <w:t xml:space="preserve">CLAHE</w:t>
       </w:r>
       <w:r>
-        <w:t xml:space="preserve"> — targets DB3's systematically low contrast; implemented as a starting point in the starter file — tune it and be ready to explain your parameter choices. 2. </w:t>
+        <w:t xml:space="preserve"> — targets DB3's systematically low contrast; implemented as a starting point in the starter file, running on the normalised image — tune it and be ready to explain your parameter choices. 2. </w:t>
       </w:r>
       <w:r>
         <w:rPr>
@@ -244,6 +369,30 @@
           <w:bCs/>
           <w:b/>
         </w:rPr>
+        <w:t xml:space="preserve">Status note:</w:t>
+      </w:r>
+      <w:r>
+        <w:t xml:space="preserve"> testing this pipeline's CLAHE step against the shared normalisation step surfaced a real problem worth knowing about: normalisation's default target standard deviation was originally 10 (Hong et al.'s own textbook value), and CLAHE's </w:t>
+      </w:r>
+      <w:r>
+        <w:rPr>
+          <w:rStyle w:val="VerbatimChar"/>
+        </w:rPr>
+        <w:t xml:space="preserve">clip_limit</w:t>
+      </w:r>
+      <w:r>
+        <w:t xml:space="preserve"> caps how much local contrast it can manufacture, so it couldn't recover from input that flat (tested on DB3_B/108_6.tif: CLAHE directly on the raw image reached std ≈ 49; CLAHE after normalising to std = 10 first reached only std ≈ 17). The shared default is now std = 40, which fixed this — but it's a reminder that a shared preprocessing step being “neutral” for one technique doesn't guarantee it's neutral for another; test your own step 2/4 against it rather than assuming.</w:t>
+      </w:r>
+    </w:p>
+    <w:p>
+      <w:pPr>
+        <w:pStyle w:val="BodyText"/>
+      </w:pPr>
+      <w:r>
+        <w:rPr>
+          <w:bCs/>
+          <w:b/>
+        </w:rPr>
         <w:t xml:space="preserve">Citations:</w:t>
       </w:r>
       <w:r>
@@ -286,7 +435,7 @@
         <w:t xml:space="preserve">Be ready to explain (on-the-spot coding rubric):</w:t>
       </w:r>
       <w:r>
-        <w:t xml:space="preserve"> why CLAHE runs before the other two steps; the trade-off between median and bilateral filtering for this dataset (and whether denoising should run before or after CLAHE); what “oriented” means in oriented Gabor filtering; why orientation must be estimated before the Gabor step can run; what can go wrong (CLAHE can amplify noise that hasn't been removed yet; Gabor output degrades if the estimated orientation is wrong).</w:t>
+        <w:t xml:space="preserve"> why CLAHE runs before the other two steps; the trade-off between median and bilateral filtering for this dataset (and whether denoising should run before or after CLAHE); what “oriented” means in oriented Gabor filtering; why orientation must be estimated before the Gabor step can run; what can go wrong (CLAHE can amplify noise that hasn't been removed yet; Gabor output degrades if the estimated orientation is wrong; a shared preprocessing default tuned for one technique isn't automatically right for another — see the status note above).</w:t>
       </w:r>
     </w:p>
     <w:p>
@@ -331,7 +480,16 @@
         <w:t xml:space="preserve">Step sequence:</w:t>
       </w:r>
       <w:r>
-        <w:t xml:space="preserve"> 1. </w:t>
+        <w:t xml:space="preserve"> 0. Normalisation + segmentation — shared preprocessing (implemented, see </w:t>
+      </w:r>
+      <w:r>
+        <w:rPr>
+          <w:rStyle w:val="VerbatimChar"/>
+        </w:rPr>
+        <w:t xml:space="preserve">common.py</w:t>
+      </w:r>
+      <w:r>
+        <w:t xml:space="preserve">); not one of your three counted techniques. 1. </w:t>
       </w:r>
       <w:r>
         <w:rPr>
@@ -341,7 +499,7 @@
         <w:t xml:space="preserve">Wavelet decomposition + detail-coefficient contrast enhancement</w:t>
       </w:r>
       <w:r>
-        <w:t xml:space="preserve"> — targets DB3's systematically low contrast; TODO. 2. </w:t>
+        <w:t xml:space="preserve"> — targets DB3's systematically low contrast; TODO, runs on the normalised image. 2. </w:t>
       </w:r>
       <w:r>
         <w:rPr>
@@ -464,7 +622,7 @@
         <w:pStyle w:val="Heading2"/>
       </w:pPr>
       <w:r>
-        <w:t xml:space="preserve">Member C — Pipeline C: Coherence-Preserving, Multi-Filter Enhancement (Homomorphic Filtering + Coherence Diffusion + 2D Log-Gabor) — done</w:t>
+        <w:t xml:space="preserve">Member C — Pipeline C: Coherence-Preserving, Multi-Filter Enhancement (Homomorphic Filtering + Coherence Diffusion + 2D Log-Gabor) — done, full-batch validated</w:t>
       </w:r>
     </w:p>
     <w:p>
@@ -494,7 +652,16 @@
         <w:t xml:space="preserve">Step sequence:</w:t>
       </w:r>
       <w:r>
-        <w:t xml:space="preserve"> 1. </w:t>
+        <w:t xml:space="preserve"> 0. Normalisation + segmentation — shared preprocessing (implemented, see </w:t>
+      </w:r>
+      <w:r>
+        <w:rPr>
+          <w:rStyle w:val="VerbatimChar"/>
+        </w:rPr>
+        <w:t xml:space="preserve">common.py</w:t>
+      </w:r>
+      <w:r>
+        <w:t xml:space="preserve">), plus this pipeline's own methodological anchor (LR2, see Citations below) runs its enhancement steps on exactly this kind of conditioned, foreground-only image. 1. </w:t>
       </w:r>
       <w:r>
         <w:rPr>
@@ -524,7 +691,17 @@
         <w:t xml:space="preserve">Local ridge-frequency estimation + 2D Log-Gabor filtering</w:t>
       </w:r>
       <w:r>
-        <w:t xml:space="preserve"> — further strengthens ridge/valley definition and orientation consistency.</w:t>
+        <w:t xml:space="preserve"> — further strengthens ridge/valley definition and orientation consistency, applied as an </w:t>
+      </w:r>
+      <w:r>
+        <w:rPr>
+          <w:bCs/>
+          <w:b/>
+        </w:rPr>
+        <w:t xml:space="preserve">additive blend</w:t>
+      </w:r>
+      <w:r>
+        <w:t xml:space="preserve"> onto the diffused image (see Status below for why, not a direct replacement).</w:t>
       </w:r>
     </w:p>
     <w:p>
@@ -539,7 +716,7 @@
         <w:t xml:space="preserve">Status:</w:t>
       </w:r>
       <w:r>
-        <w:t xml:space="preserve"> this pipeline is fully implemented and tested across all four subsets — see </w:t>
+        <w:t xml:space="preserve"> this pipeline is fully implemented and validated against the full 320-image dataset (not just a pilot subset) — see </w:t>
       </w:r>
       <w:r>
         <w:rPr>
@@ -557,28 +734,199 @@
         <w:t xml:space="preserve">enhance()</w:t>
       </w:r>
       <w:r>
-        <w:t xml:space="preserve"> looks like. Note the homomorphic filter's output is rescaled using the 1st/99th percentile rather than the true min/max — a handful of outlier pixels (e.g. DB1's bright platen corners) otherwise dominate the stretch and crush the ridge/valley structure into a narrow dark band.</w:t>
-      </w:r>
-    </w:p>
-    <w:p>
-      <w:pPr>
-        <w:pStyle w:val="BodyText"/>
-      </w:pPr>
-      <w:r>
-        <w:rPr>
-          <w:bCs/>
-          <w:b/>
-        </w:rPr>
-        <w:t xml:space="preserve">Citations:</w:t>
-      </w:r>
-      <w:r>
-        <w:t xml:space="preserve"> Shams, H., Jan, T., Khalil, A. A., Ahmad, N., Munir, A., &amp; Khalil, R. A. (2023). Fingerprint image enhancement using multiple filters. </w:t>
+        <w:t xml:space="preserve"> looks like. Final validated full-batch NFIQ2 deltas: DB1_B </w:t>
+      </w:r>
+      <w:r>
+        <w:rPr>
+          <w:bCs/>
+          <w:b/>
+        </w:rPr>
+        <w:t xml:space="preserve">−8.25</w:t>
+      </w:r>
+      <w:r>
+        <w:t xml:space="preserve"> (18% improved / 80% regressed), DB2_B </w:t>
+      </w:r>
+      <w:r>
+        <w:rPr>
+          <w:bCs/>
+          <w:b/>
+        </w:rPr>
+        <w:t xml:space="preserve">+7.99</w:t>
+      </w:r>
+      <w:r>
+        <w:t xml:space="preserve"> (74%/26%), DB3_B </w:t>
+      </w:r>
+      <w:r>
+        <w:rPr>
+          <w:bCs/>
+          <w:b/>
+        </w:rPr>
+        <w:t xml:space="preserve">+13.78</w:t>
+      </w:r>
+      <w:r>
+        <w:t xml:space="preserve"> (87%/11%), DB4_B </w:t>
+      </w:r>
+      <w:r>
+        <w:rPr>
+          <w:bCs/>
+          <w:b/>
+        </w:rPr>
+        <w:t xml:space="preserve">+12.21</w:t>
+      </w:r>
+      <w:r>
+        <w:t xml:space="preserve"> (90%/10%) — solidly positive on DB2–DB4 (the subsets closer to this pipeline's own design targets), with DB1_B's residual regression treated as a documented, explained limitation (see the design-trade-off note below) rather than an open bug. Several robustness issues were found and fixed during testing, all worth understanding if you're asked about this pipeline on the spot:</w:t>
+      </w:r>
+    </w:p>
+    <w:p>
+      <w:pPr>
+        <w:pStyle w:val="BodyText"/>
+      </w:pPr>
+      <w:r>
+        <w:rPr>
+          <w:bCs/>
+          <w:b/>
+        </w:rPr>
+        <w:t xml:space="preserve">(1) Homomorphic filtering's output rescaling:</w:t>
+      </w:r>
+      <w:r>
+        <w:t xml:space="preserve"> uses the 1st/99th percentile rather than the true min/max — a handful of outlier pixels (e.g. DB1's bright platen corners) otherwise dominate the stretch and crush the ridge/valley structure into a narrow dark band.</w:t>
+      </w:r>
+    </w:p>
+    <w:p>
+      <w:pPr>
+        <w:pStyle w:val="BodyText"/>
+      </w:pPr>
+      <w:r>
+        <w:rPr>
+          <w:bCs/>
+          <w:b/>
+        </w:rPr>
+        <w:t xml:space="preserve">(2) Log-Gabor filtering — replacement vs. additive blend:</w:t>
+      </w:r>
+      <w:r>
+        <w:t xml:space="preserve"> LR2 (Shams et al., 2023) applies its Log-Gabor step as a direct replacement of each windowed patch. This was tried twice on this codebase — once on a raw image, once on the normalised + segmented, foreground-gated image (i.e. with the shared Step 0 above already in place) — and both times it measurably hurt NFIQ2 and looked blurrier than the raw input (e.g. DB3_B/108_6.tif dropped from 37 to 20 on the second attempt). The reason: a single Log-Gabor filter keeps only one narrow frequency band — effectively a sine wave — while a real ridge pattern's energy spans its fundamental frequency and several harmonics, closer to a square wave. Replacing the real image with the narrowband response, at any gain, trades away the sharp contrast that makes a ridge pattern legible. This pipeline's Log-Gabor step therefore stays an </w:t>
+      </w:r>
+      <w:r>
+        <w:rPr>
+          <w:bCs/>
+          <w:b/>
+        </w:rPr>
+        <w:t xml:space="preserve">additive</w:t>
+      </w:r>
+      <w:r>
+        <w:t xml:space="preserve"> blend (adds a gain-scaled bandpass component onto the real, diffused image rather than replacing it), which was independently verified to preserve/improve NFIQ2. This is a deliberate, tested deviation from LR2's literal method, not a citation-accuracy oversight — say so plainly if asked why this pipeline doesn't match LR2 exactly.</w:t>
+      </w:r>
+    </w:p>
+    <w:p>
+      <w:pPr>
+        <w:pStyle w:val="BodyText"/>
+      </w:pPr>
+      <w:r>
+        <w:rPr>
+          <w:bCs/>
+          <w:b/>
+        </w:rPr>
+        <w:t xml:space="preserve">(3) Quality-adaptive technique strength:</w:t>
+      </w:r>
+      <w:r>
+        <w:t xml:space="preserve"> full-batch testing showed that parameters tuned for DB3 (this pipeline's primary target subset) were too aggressive for DB1, the subset with the highest raw NFIQ2 baseline — actively lowering already-good scores. Each image's technique strength (homomorphic </w:t>
+      </w:r>
+      <w:r>
+        <w:rPr>
+          <w:rStyle w:val="VerbatimChar"/>
+        </w:rPr>
+        <w:t xml:space="preserve">gamma_high</w:t>
+      </w:r>
+      <w:r>
+        <w:t xml:space="preserve">, diffusion </w:t>
+      </w:r>
+      <w:r>
+        <w:rPr>
+          <w:rStyle w:val="VerbatimChar"/>
+        </w:rPr>
+        <w:t xml:space="preserve">iterations</w:t>
+      </w:r>
+      <w:r>
+        <w:t xml:space="preserve">/</w:t>
+      </w:r>
+      <w:r>
+        <w:rPr>
+          <w:rStyle w:val="VerbatimChar"/>
+        </w:rPr>
+        <w:t xml:space="preserve">kappa</w:t>
+      </w:r>
+      <w:r>
+        <w:t xml:space="preserve">, Log-Gabor </w:t>
+      </w:r>
+      <w:r>
+        <w:rPr>
+          <w:rStyle w:val="VerbatimChar"/>
+        </w:rPr>
+        <w:t xml:space="preserve">add_gain</w:t>
+      </w:r>
+      <w:r>
+        <w:t xml:space="preserve">) is now linearly interpolated between a gentle and an aggressive endpoint, driven by each image's own mean foreground ridge-orientation coherence (computed on the normalised-but-unenhanced image, before any of this pipeline's own steps run) — low coherence (noisier, more ambiguous structure) drives parameters toward the aggressive end, high coherence toward the gentle end. This mapping is empirically grounded, not arbitrary: mean foreground coherence correlates with raw NFIQ2 at Pearson r = 0.72 across all 320 images.</w:t>
+      </w:r>
+    </w:p>
+    <w:p>
+      <w:pPr>
+        <w:pStyle w:val="BodyText"/>
+      </w:pPr>
+      <w:r>
+        <w:rPr>
+          <w:bCs/>
+          <w:b/>
+        </w:rPr>
+        <w:t xml:space="preserve">(4) Per-block / per-pixel confidence gating:</w:t>
+      </w:r>
+      <w:r>
+        <w:t xml:space="preserve"> even with adaptive overall strength, some low-coherence images (e.g. DB4_B/108_2.tif) showed a wavy, hallucinated-texture artefact in specific regions, because a single image-wide aggressiveness setting still pushed </w:t>
       </w:r>
       <w:r>
         <w:rPr>
           <w:iCs/>
           <w:i/>
         </w:rPr>
+        <w:t xml:space="preserve">every</w:t>
+      </w:r>
+      <w:r>
+        <w:t xml:space="preserve"> foreground block toward the aggressive end, including blocks whose local orientation estimate was itself unreliable rather than just noisy-but-real. Both the diffusion step and the Log-Gabor step now additionally gate their strength per-block/per-pixel by that same local coherence value, on top of the whole-image adaptive strength in (3) — a locally unreliable region is left close to untouched even inside an otherwise "aggressive" image.</w:t>
+      </w:r>
+    </w:p>
+    <w:p>
+      <w:pPr>
+        <w:pStyle w:val="BodyText"/>
+      </w:pPr>
+      <w:r>
+        <w:rPr>
+          <w:bCs/>
+          <w:b/>
+        </w:rPr>
+        <w:t xml:space="preserve">(5) Design trade-off, not a bug — DB1's residual regression:</w:t>
+      </w:r>
+      <w:r>
+        <w:t xml:space="preserve"> tracing the wavy artefact above stage-by-stage showed it was already present right after homomorphic filtering (step 1), before diffusion or Log-Gabor had run — because that step's frequency boost operates on the whole image at once with no spatial awareness, unlike the block-wise diffusion and Log-Gabor steps. A proper fix (reimplementing homomorphic filtering as block-wise rather than one whole-image FFT) is identified but not yet attempted, and is a known limitation. Separately, even at the fully gentle end of the (3) adaptive scaling, all three techniques are deliberately designed to still measurably run on every image — including already-excellent ones — because the marking rubric requires all three counted techniques to be visibly demonstrated, not skipped on easy images. This is why DB1's two highest-quality images (raw NFIQ2 87 and 86) still regress even under the gentlest settings, and it is a deliberate, considered choice, not an oversight — be ready to explain it as a trade-off (visible technique demonstration vs. maximum NFIQ2 on already-good input) rather than defend it as fully solved.</w:t>
+      </w:r>
+    </w:p>
+    <w:p>
+      <w:pPr>
+        <w:pStyle w:val="BodyText"/>
+      </w:pPr>
+      <w:r>
+        <w:rPr>
+          <w:bCs/>
+          <w:b/>
+        </w:rPr>
+        <w:t xml:space="preserve">Citations:</w:t>
+      </w:r>
+      <w:r>
+        <w:t xml:space="preserve"> Shams, H., Jan, T., Khalil, A. A., Ahmad, N., Munir, A., &amp; Khalil, R. A. (2023). Fingerprint image enhancement using multiple filters. </w:t>
+      </w:r>
+      <w:r>
+        <w:rPr>
+          <w:iCs/>
+          <w:i/>
+        </w:rPr>
         <w:t xml:space="preserve">PeerJ Computer Science, 9</w:t>
       </w:r>
       <w:r>
@@ -592,7 +940,7 @@
         <w:t xml:space="preserve">Literature Review 2</w:t>
       </w:r>
       <w:r>
-        <w:t xml:space="preserve"> and the direct methodological inspiration for the Log-Gabor step; it should anchor this pipeline's literature review section. No other citation is pre-supplied for this pipeline — find and verify your own for homomorphic filtering and coherence-enhancing anisotropic diffusion if you want to cite them further.</w:t>
+        <w:t xml:space="preserve"> and the direct methodological inspiration for the normalisation/segmentation preprocessing and the Log-Gabor step (with the documented additive-vs-replacement deviation above); it should anchor this pipeline's literature review section. No other citation is pre-supplied for this pipeline — find and verify your own for homomorphic filtering and coherence-enhancing anisotropic diffusion if you want to cite them further.</w:t>
       </w:r>
     </w:p>
     <w:p>
@@ -628,7 +976,17 @@
         <w:t xml:space="preserve">Be ready to explain:</w:t>
       </w:r>
       <w:r>
-        <w:t xml:space="preserve"> why homomorphic filtering separates illumination from reflectance in the log domain rather than operating on raw pixel values directly; how coherence diffusion differs from ordinary blurring/smoothing (it follows the ridge direction instead of smoothing in every direction equally); why orientation must be estimated before diffusion; what “coherence” means in this context and how it is measured; what can go wrong (computationally heavier, sensitive to parameter choice; rescaling the homomorphic filter's output with the true min/max instead of a robust percentile can crush an entire image into a narrow dark band on outlier-heavy subsets like DB1).</w:t>
+        <w:t xml:space="preserve"> why homomorphic filtering separates illumination from reflectance in the log domain rather than operating on raw pixel values directly; how coherence diffusion differs from ordinary blurring/smoothing (it follows the ridge direction instead of smoothing in every direction equally); why orientation must be estimated before diffusion; what “coherence” means in this context and how it is measured; why this pipeline's Log-Gabor step is additive rather than the replacement LR2 itself uses (see Status above); why technique strength is quality-adaptive rather than fixed (a single DB3-tuned setting actively hurt DB1) and what coherence has to do with measuring </w:t>
+      </w:r>
+      <w:r>
+        <w:rPr>
+          <w:iCs/>
+          <w:i/>
+        </w:rPr>
+        <w:t xml:space="preserve">per-image</w:t>
+      </w:r>
+      <w:r>
+        <w:t xml:space="preserve"> quality for that purpose; why gating is applied per-block/per-pixel in addition to per-image (a whole-image setting can still be wrong for specific unreliable regions within an otherwise reliable image); why DB1 still shows a net regression despite all of this, and why that's presented as an explained trade-off rather than an unfixed bug; what can go wrong (computationally heavier, sensitive to parameter choice; rescaling the homomorphic filter's output with the true min/max instead of a robust percentile can crush an entire image into a narrow dark band on outlier-heavy subsets like DB1; a replacement-based Log-Gabor step looks plausible but measurably hurts NFIQ2 and blurs the output; a whole-image-only adaptive setting can still hallucinate texture in specific unreliable regions of an otherwise well-handled image).</w:t>
       </w:r>
     </w:p>
     <w:p>
@@ -673,7 +1031,25 @@
         <w:t xml:space="preserve">Step sequence:</w:t>
       </w:r>
       <w:r>
-        <w:t xml:space="preserve"> 1. </w:t>
+        <w:t xml:space="preserve"> 0. Normalisation + segmentation — shared preprocessing (implemented, see </w:t>
+      </w:r>
+      <w:r>
+        <w:rPr>
+          <w:rStyle w:val="VerbatimChar"/>
+        </w:rPr>
+        <w:t xml:space="preserve">common.py</w:t>
+      </w:r>
+      <w:r>
+        <w:t xml:space="preserve">); not one of your three counted techniques. Unlike Pipelines A/B/C, this pipeline still doesn't need </w:t>
+      </w:r>
+      <w:r>
+        <w:rPr>
+          <w:rStyle w:val="VerbatimChar"/>
+        </w:rPr>
+        <w:t xml:space="preserve">orientation_field()</w:t>
+      </w:r>
+      <w:r>
+        <w:t xml:space="preserve"> — step 3's STFT technique estimates orientation and frequency jointly on its own. 1. </w:t>
       </w:r>
       <w:r>
         <w:rPr>
@@ -683,7 +1059,7 @@
         <w:t xml:space="preserve">FFT high-frequency emphasis filtering</w:t>
       </w:r>
       <w:r>
-        <w:t xml:space="preserve"> — targets DB3's systematically low contrast; TODO. 2. </w:t>
+        <w:t xml:space="preserve"> — targets DB3's systematically low contrast; TODO, runs on the normalised image. 2. </w:t>
       </w:r>
       <w:r>
         <w:rPr>
